--- a/worksheets/SA_L5_Test_Reflection_Worksheet.docx
+++ b/worksheets/SA_L5_Test_Reflection_Worksheet.docx
@@ -601,7 +601,7 @@
                       <w:sz w:val="21"/>
                       <w:szCs w:val="21"/>
                     </w:rPr>
-                    <w:t xml:space="preserve">1</w:t>
+                    <w:t xml:space="preserve"/>
                   </w:r>
                 </w:p>
               </w:tc>
@@ -635,7 +635,7 @@
                       <w:sz w:val="21"/>
                       <w:szCs w:val="21"/>
                     </w:rPr>
-                    <w:t xml:space="preserve">Purpose of the CPU</w:t>
+                    <w:t xml:space="preserve">The purpose of the CPU and the fetch-execute cycle</w:t>
                   </w:r>
                 </w:p>
               </w:tc>
@@ -669,7 +669,7 @@
                       <w:sz w:val="21"/>
                       <w:szCs w:val="21"/>
                     </w:rPr>
-                    <w:t xml:space="preserve">2</w:t>
+                    <w:t xml:space="preserve"/>
                   </w:r>
                 </w:p>
               </w:tc>
@@ -775,7 +775,7 @@
                       <w:sz w:val="21"/>
                       <w:szCs w:val="21"/>
                     </w:rPr>
-                    <w:t xml:space="preserve">2</w:t>
+                    <w:t xml:space="preserve"/>
                   </w:r>
                 </w:p>
               </w:tc>
@@ -809,7 +809,7 @@
                       <w:sz w:val="21"/>
                       <w:szCs w:val="21"/>
                     </w:rPr>
-                    <w:t xml:space="preserve">The ALU</w:t>
+                    <w:t xml:space="preserve">CPU components: ALU, CU, cache and registers</w:t>
                   </w:r>
                 </w:p>
               </w:tc>
@@ -843,7 +843,7 @@
                       <w:sz w:val="21"/>
                       <w:szCs w:val="21"/>
                     </w:rPr>
-                    <w:t xml:space="preserve">1</w:t>
+                    <w:t xml:space="preserve"/>
                   </w:r>
                 </w:p>
               </w:tc>
@@ -949,7 +949,7 @@
                       <w:sz w:val="21"/>
                       <w:szCs w:val="21"/>
                     </w:rPr>
-                    <w:t xml:space="preserve">3</w:t>
+                    <w:t xml:space="preserve"/>
                   </w:r>
                 </w:p>
               </w:tc>
@@ -983,7 +983,7 @@
                       <w:sz w:val="21"/>
                       <w:szCs w:val="21"/>
                     </w:rPr>
-                    <w:t xml:space="preserve">Registers</w:t>
+                    <w:t xml:space="preserve">Von Neumann architecture: MAR, MDR, program counter, accumulator</w:t>
                   </w:r>
                 </w:p>
               </w:tc>
@@ -1017,7 +1017,7 @@
                       <w:sz w:val="21"/>
                       <w:szCs w:val="21"/>
                     </w:rPr>
-                    <w:t xml:space="preserve">1</w:t>
+                    <w:t xml:space="preserve"/>
                   </w:r>
                 </w:p>
               </w:tc>
@@ -1123,7 +1123,7 @@
                       <w:sz w:val="21"/>
                       <w:szCs w:val="21"/>
                     </w:rPr>
-                    <w:t xml:space="preserve">4</w:t>
+                    <w:t xml:space="preserve"/>
                   </w:r>
                 </w:p>
               </w:tc>
@@ -1157,7 +1157,7 @@
                       <w:sz w:val="21"/>
                       <w:szCs w:val="21"/>
                     </w:rPr>
-                    <w:t xml:space="preserve">Purpose of the cache</w:t>
+                    <w:t xml:space="preserve">Clock speed, cache size and number of cores</w:t>
                   </w:r>
                 </w:p>
               </w:tc>
@@ -1191,7 +1191,7 @@
                       <w:sz w:val="21"/>
                       <w:szCs w:val="21"/>
                     </w:rPr>
-                    <w:t xml:space="preserve">2</w:t>
+                    <w:t xml:space="preserve"/>
                   </w:r>
                 </w:p>
               </w:tc>
@@ -1297,7 +1297,7 @@
                       <w:sz w:val="21"/>
                       <w:szCs w:val="21"/>
                     </w:rPr>
-                    <w:t xml:space="preserve">5</w:t>
+                    <w:t xml:space="preserve"/>
                   </w:r>
                 </w:p>
               </w:tc>
@@ -1331,7 +1331,7 @@
                       <w:sz w:val="21"/>
                       <w:szCs w:val="21"/>
                     </w:rPr>
-                    <w:t xml:space="preserve">Functions of the control unit</w:t>
+                    <w:t xml:space="preserve">Embedded systems: purpose, characteristics and examples</w:t>
                   </w:r>
                 </w:p>
               </w:tc>
@@ -1365,877 +1365,7 @@
                       <w:sz w:val="21"/>
                       <w:szCs w:val="21"/>
                     </w:rPr>
-                    <w:t xml:space="preserve">2</w:t>
-                  </w:r>
-                </w:p>
-              </w:tc>
-              <w:tc>
-                <w:tcPr>
-                  <w:tcW w:type="dxa" w:w="1300"/>
-                  <w:tcBorders>
-                    <w:top w:val="single" w:color="B7C2D1" w:sz="4"/>
-                    <w:left w:val="single" w:color="B7C2D1" w:sz="4"/>
-                    <w:bottom w:val="single" w:color="B7C2D1" w:sz="4"/>
-                    <w:right w:val="single" w:color="B7C2D1" w:sz="4"/>
-                  </w:tcBorders>
-                  <w:shd w:fill="FFFFFF" w:color="auto" w:val="clear"/>
-                  <w:tcMar>
-                    <w:top w:type="dxa" w:w="80"/>
-                    <w:left w:type="dxa" w:w="120"/>
-                    <w:bottom w:type="dxa" w:w="80"/>
-                    <w:right w:type="dxa" w:w="120"/>
-                  </w:tcMar>
-                  <w:vAlign w:val="center"/>
-                </w:tcPr>
-                <w:p>
-                  <w:pPr>
-                    <w:spacing w:after="0" w:before="0"/>
-                  </w:pPr>
-                  <w:r>
-                    <w:rPr>
-                      <w:rFonts w:ascii="Arial" w:cs="Arial" w:eastAsia="Arial" w:hAnsi="Arial"/>
-                      <w:b w:val="false"/>
-                      <w:bCs w:val="false"/>
-                      <w:sz w:val="21"/>
-                      <w:szCs w:val="21"/>
-                    </w:rPr>
-                    <w:t xml:space="preserve"/>
-                  </w:r>
-                </w:p>
-              </w:tc>
-              <w:tc>
-                <w:tcPr>
-                  <w:tcW w:type="dxa" w:w="1300"/>
-                  <w:tcBorders>
-                    <w:top w:val="single" w:color="B7C2D1" w:sz="4"/>
-                    <w:left w:val="single" w:color="B7C2D1" w:sz="4"/>
-                    <w:bottom w:val="single" w:color="B7C2D1" w:sz="4"/>
-                    <w:right w:val="single" w:color="B7C2D1" w:sz="4"/>
-                  </w:tcBorders>
-                  <w:shd w:fill="FFFFFF" w:color="auto" w:val="clear"/>
-                  <w:tcMar>
-                    <w:top w:type="dxa" w:w="80"/>
-                    <w:left w:type="dxa" w:w="120"/>
-                    <w:bottom w:type="dxa" w:w="80"/>
-                    <w:right w:type="dxa" w:w="120"/>
-                  </w:tcMar>
-                  <w:vAlign w:val="center"/>
-                </w:tcPr>
-                <w:p>
-                  <w:pPr>
-                    <w:spacing w:after="0" w:before="0"/>
-                  </w:pPr>
-                  <w:r>
-                    <w:rPr>
-                      <w:rFonts w:ascii="Arial" w:cs="Arial" w:eastAsia="Arial" w:hAnsi="Arial"/>
-                      <w:b w:val="false"/>
-                      <w:bCs w:val="false"/>
-                      <w:sz w:val="21"/>
-                      <w:szCs w:val="21"/>
-                    </w:rPr>
-                    <w:t xml:space="preserve"/>
-                  </w:r>
-                </w:p>
-              </w:tc>
-            </w:tr>
-            <w:tr>
-              <w:trPr>
-                <w:cantSplit/>
-                <w:trHeight w:val="560" w:hRule="atLeast"/>
-              </w:trPr>
-              <w:tc>
-                <w:tcPr>
-                  <w:tcW w:type="dxa" w:w="700"/>
-                  <w:tcBorders>
-                    <w:top w:val="single" w:color="B7C2D1" w:sz="4"/>
-                    <w:left w:val="single" w:color="B7C2D1" w:sz="4"/>
-                    <w:bottom w:val="single" w:color="B7C2D1" w:sz="4"/>
-                    <w:right w:val="single" w:color="B7C2D1" w:sz="4"/>
-                  </w:tcBorders>
-                  <w:shd w:fill="FFFFFF" w:color="auto" w:val="clear"/>
-                  <w:tcMar>
-                    <w:top w:type="dxa" w:w="80"/>
-                    <w:left w:type="dxa" w:w="120"/>
-                    <w:bottom w:type="dxa" w:w="80"/>
-                    <w:right w:type="dxa" w:w="120"/>
-                  </w:tcMar>
-                  <w:vAlign w:val="center"/>
-                </w:tcPr>
-                <w:p>
-                  <w:pPr>
-                    <w:spacing w:after="0" w:before="0"/>
-                  </w:pPr>
-                  <w:r>
-                    <w:rPr>
-                      <w:rFonts w:ascii="Arial" w:cs="Arial" w:eastAsia="Arial" w:hAnsi="Arial"/>
-                      <w:sz w:val="21"/>
-                      <w:szCs w:val="21"/>
-                    </w:rPr>
-                    <w:t xml:space="preserve">6</w:t>
-                  </w:r>
-                </w:p>
-              </w:tc>
-              <w:tc>
-                <w:tcPr>
-                  <w:tcW w:type="dxa" w:w="5626"/>
-                  <w:tcBorders>
-                    <w:top w:val="single" w:color="B7C2D1" w:sz="4"/>
-                    <w:left w:val="single" w:color="B7C2D1" w:sz="4"/>
-                    <w:bottom w:val="single" w:color="B7C2D1" w:sz="4"/>
-                    <w:right w:val="single" w:color="B7C2D1" w:sz="4"/>
-                  </w:tcBorders>
-                  <w:shd w:fill="FFFFFF" w:color="auto" w:val="clear"/>
-                  <w:tcMar>
-                    <w:top w:type="dxa" w:w="80"/>
-                    <w:left w:type="dxa" w:w="120"/>
-                    <w:bottom w:type="dxa" w:w="80"/>
-                    <w:right w:type="dxa" w:w="120"/>
-                  </w:tcMar>
-                  <w:vAlign w:val="center"/>
-                </w:tcPr>
-                <w:p>
-                  <w:pPr>
-                    <w:spacing w:after="0" w:before="0"/>
-                  </w:pPr>
-                  <w:r>
-                    <w:rPr>
-                      <w:rFonts w:ascii="Arial" w:cs="Arial" w:eastAsia="Arial" w:hAnsi="Arial"/>
-                      <w:b w:val="false"/>
-                      <w:bCs w:val="false"/>
-                      <w:sz w:val="21"/>
-                      <w:szCs w:val="21"/>
-                    </w:rPr>
-                    <w:t xml:space="preserve">Memory data register</w:t>
-                  </w:r>
-                </w:p>
-              </w:tc>
-              <w:tc>
-                <w:tcPr>
-                  <w:tcW w:type="dxa" w:w="1100"/>
-                  <w:tcBorders>
-                    <w:top w:val="single" w:color="B7C2D1" w:sz="4"/>
-                    <w:left w:val="single" w:color="B7C2D1" w:sz="4"/>
-                    <w:bottom w:val="single" w:color="B7C2D1" w:sz="4"/>
-                    <w:right w:val="single" w:color="B7C2D1" w:sz="4"/>
-                  </w:tcBorders>
-                  <w:shd w:fill="FFFFFF" w:color="auto" w:val="clear"/>
-                  <w:tcMar>
-                    <w:top w:type="dxa" w:w="80"/>
-                    <w:left w:type="dxa" w:w="120"/>
-                    <w:bottom w:type="dxa" w:w="80"/>
-                    <w:right w:type="dxa" w:w="120"/>
-                  </w:tcMar>
-                  <w:vAlign w:val="center"/>
-                </w:tcPr>
-                <w:p>
-                  <w:pPr>
-                    <w:spacing w:after="0" w:before="0"/>
-                  </w:pPr>
-                  <w:r>
-                    <w:rPr>
-                      <w:rFonts w:ascii="Arial" w:cs="Arial" w:eastAsia="Arial" w:hAnsi="Arial"/>
-                      <w:b w:val="false"/>
-                      <w:bCs w:val="false"/>
-                      <w:sz w:val="21"/>
-                      <w:szCs w:val="21"/>
-                    </w:rPr>
-                    <w:t xml:space="preserve">2</w:t>
-                  </w:r>
-                </w:p>
-              </w:tc>
-              <w:tc>
-                <w:tcPr>
-                  <w:tcW w:type="dxa" w:w="1300"/>
-                  <w:tcBorders>
-                    <w:top w:val="single" w:color="B7C2D1" w:sz="4"/>
-                    <w:left w:val="single" w:color="B7C2D1" w:sz="4"/>
-                    <w:bottom w:val="single" w:color="B7C2D1" w:sz="4"/>
-                    <w:right w:val="single" w:color="B7C2D1" w:sz="4"/>
-                  </w:tcBorders>
-                  <w:shd w:fill="FFFFFF" w:color="auto" w:val="clear"/>
-                  <w:tcMar>
-                    <w:top w:type="dxa" w:w="80"/>
-                    <w:left w:type="dxa" w:w="120"/>
-                    <w:bottom w:type="dxa" w:w="80"/>
-                    <w:right w:type="dxa" w:w="120"/>
-                  </w:tcMar>
-                  <w:vAlign w:val="center"/>
-                </w:tcPr>
-                <w:p>
-                  <w:pPr>
-                    <w:spacing w:after="0" w:before="0"/>
-                  </w:pPr>
-                  <w:r>
-                    <w:rPr>
-                      <w:rFonts w:ascii="Arial" w:cs="Arial" w:eastAsia="Arial" w:hAnsi="Arial"/>
-                      <w:b w:val="false"/>
-                      <w:bCs w:val="false"/>
-                      <w:sz w:val="21"/>
-                      <w:szCs w:val="21"/>
-                    </w:rPr>
-                    <w:t xml:space="preserve"/>
-                  </w:r>
-                </w:p>
-              </w:tc>
-              <w:tc>
-                <w:tcPr>
-                  <w:tcW w:type="dxa" w:w="1300"/>
-                  <w:tcBorders>
-                    <w:top w:val="single" w:color="B7C2D1" w:sz="4"/>
-                    <w:left w:val="single" w:color="B7C2D1" w:sz="4"/>
-                    <w:bottom w:val="single" w:color="B7C2D1" w:sz="4"/>
-                    <w:right w:val="single" w:color="B7C2D1" w:sz="4"/>
-                  </w:tcBorders>
-                  <w:shd w:fill="FFFFFF" w:color="auto" w:val="clear"/>
-                  <w:tcMar>
-                    <w:top w:type="dxa" w:w="80"/>
-                    <w:left w:type="dxa" w:w="120"/>
-                    <w:bottom w:type="dxa" w:w="80"/>
-                    <w:right w:type="dxa" w:w="120"/>
-                  </w:tcMar>
-                  <w:vAlign w:val="center"/>
-                </w:tcPr>
-                <w:p>
-                  <w:pPr>
-                    <w:spacing w:after="0" w:before="0"/>
-                  </w:pPr>
-                  <w:r>
-                    <w:rPr>
-                      <w:rFonts w:ascii="Arial" w:cs="Arial" w:eastAsia="Arial" w:hAnsi="Arial"/>
-                      <w:b w:val="false"/>
-                      <w:bCs w:val="false"/>
-                      <w:sz w:val="21"/>
-                      <w:szCs w:val="21"/>
-                    </w:rPr>
-                    <w:t xml:space="preserve"/>
-                  </w:r>
-                </w:p>
-              </w:tc>
-            </w:tr>
-            <w:tr>
-              <w:trPr>
-                <w:cantSplit/>
-                <w:trHeight w:val="560" w:hRule="atLeast"/>
-              </w:trPr>
-              <w:tc>
-                <w:tcPr>
-                  <w:tcW w:type="dxa" w:w="700"/>
-                  <w:tcBorders>
-                    <w:top w:val="single" w:color="B7C2D1" w:sz="4"/>
-                    <w:left w:val="single" w:color="B7C2D1" w:sz="4"/>
-                    <w:bottom w:val="single" w:color="B7C2D1" w:sz="4"/>
-                    <w:right w:val="single" w:color="B7C2D1" w:sz="4"/>
-                  </w:tcBorders>
-                  <w:shd w:fill="FFFFFF" w:color="auto" w:val="clear"/>
-                  <w:tcMar>
-                    <w:top w:type="dxa" w:w="80"/>
-                    <w:left w:type="dxa" w:w="120"/>
-                    <w:bottom w:type="dxa" w:w="80"/>
-                    <w:right w:type="dxa" w:w="120"/>
-                  </w:tcMar>
-                  <w:vAlign w:val="center"/>
-                </w:tcPr>
-                <w:p>
-                  <w:pPr>
-                    <w:spacing w:after="0" w:before="0"/>
-                  </w:pPr>
-                  <w:r>
-                    <w:rPr>
-                      <w:rFonts w:ascii="Arial" w:cs="Arial" w:eastAsia="Arial" w:hAnsi="Arial"/>
-                      <w:sz w:val="21"/>
-                      <w:szCs w:val="21"/>
-                    </w:rPr>
-                    <w:t xml:space="preserve">7</w:t>
-                  </w:r>
-                </w:p>
-              </w:tc>
-              <w:tc>
-                <w:tcPr>
-                  <w:tcW w:type="dxa" w:w="5626"/>
-                  <w:tcBorders>
-                    <w:top w:val="single" w:color="B7C2D1" w:sz="4"/>
-                    <w:left w:val="single" w:color="B7C2D1" w:sz="4"/>
-                    <w:bottom w:val="single" w:color="B7C2D1" w:sz="4"/>
-                    <w:right w:val="single" w:color="B7C2D1" w:sz="4"/>
-                  </w:tcBorders>
-                  <w:shd w:fill="FFFFFF" w:color="auto" w:val="clear"/>
-                  <w:tcMar>
-                    <w:top w:type="dxa" w:w="80"/>
-                    <w:left w:type="dxa" w:w="120"/>
-                    <w:bottom w:type="dxa" w:w="80"/>
-                    <w:right w:type="dxa" w:w="120"/>
-                  </w:tcMar>
-                  <w:vAlign w:val="center"/>
-                </w:tcPr>
-                <w:p>
-                  <w:pPr>
-                    <w:spacing w:after="0" w:before="0"/>
-                  </w:pPr>
-                  <w:r>
-                    <w:rPr>
-                      <w:rFonts w:ascii="Arial" w:cs="Arial" w:eastAsia="Arial" w:hAnsi="Arial"/>
-                      <w:b w:val="false"/>
-                      <w:bCs w:val="false"/>
-                      <w:sz w:val="21"/>
-                      <w:szCs w:val="21"/>
-                    </w:rPr>
-                    <w:t xml:space="preserve">Embedded systems</w:t>
-                  </w:r>
-                </w:p>
-              </w:tc>
-              <w:tc>
-                <w:tcPr>
-                  <w:tcW w:type="dxa" w:w="1100"/>
-                  <w:tcBorders>
-                    <w:top w:val="single" w:color="B7C2D1" w:sz="4"/>
-                    <w:left w:val="single" w:color="B7C2D1" w:sz="4"/>
-                    <w:bottom w:val="single" w:color="B7C2D1" w:sz="4"/>
-                    <w:right w:val="single" w:color="B7C2D1" w:sz="4"/>
-                  </w:tcBorders>
-                  <w:shd w:fill="FFFFFF" w:color="auto" w:val="clear"/>
-                  <w:tcMar>
-                    <w:top w:type="dxa" w:w="80"/>
-                    <w:left w:type="dxa" w:w="120"/>
-                    <w:bottom w:type="dxa" w:w="80"/>
-                    <w:right w:type="dxa" w:w="120"/>
-                  </w:tcMar>
-                  <w:vAlign w:val="center"/>
-                </w:tcPr>
-                <w:p>
-                  <w:pPr>
-                    <w:spacing w:after="0" w:before="0"/>
-                  </w:pPr>
-                  <w:r>
-                    <w:rPr>
-                      <w:rFonts w:ascii="Arial" w:cs="Arial" w:eastAsia="Arial" w:hAnsi="Arial"/>
-                      <w:b w:val="false"/>
-                      <w:bCs w:val="false"/>
-                      <w:sz w:val="21"/>
-                      <w:szCs w:val="21"/>
-                    </w:rPr>
-                    <w:t xml:space="preserve">2</w:t>
-                  </w:r>
-                </w:p>
-              </w:tc>
-              <w:tc>
-                <w:tcPr>
-                  <w:tcW w:type="dxa" w:w="1300"/>
-                  <w:tcBorders>
-                    <w:top w:val="single" w:color="B7C2D1" w:sz="4"/>
-                    <w:left w:val="single" w:color="B7C2D1" w:sz="4"/>
-                    <w:bottom w:val="single" w:color="B7C2D1" w:sz="4"/>
-                    <w:right w:val="single" w:color="B7C2D1" w:sz="4"/>
-                  </w:tcBorders>
-                  <w:shd w:fill="FFFFFF" w:color="auto" w:val="clear"/>
-                  <w:tcMar>
-                    <w:top w:type="dxa" w:w="80"/>
-                    <w:left w:type="dxa" w:w="120"/>
-                    <w:bottom w:type="dxa" w:w="80"/>
-                    <w:right w:type="dxa" w:w="120"/>
-                  </w:tcMar>
-                  <w:vAlign w:val="center"/>
-                </w:tcPr>
-                <w:p>
-                  <w:pPr>
-                    <w:spacing w:after="0" w:before="0"/>
-                  </w:pPr>
-                  <w:r>
-                    <w:rPr>
-                      <w:rFonts w:ascii="Arial" w:cs="Arial" w:eastAsia="Arial" w:hAnsi="Arial"/>
-                      <w:b w:val="false"/>
-                      <w:bCs w:val="false"/>
-                      <w:sz w:val="21"/>
-                      <w:szCs w:val="21"/>
-                    </w:rPr>
-                    <w:t xml:space="preserve"/>
-                  </w:r>
-                </w:p>
-              </w:tc>
-              <w:tc>
-                <w:tcPr>
-                  <w:tcW w:type="dxa" w:w="1300"/>
-                  <w:tcBorders>
-                    <w:top w:val="single" w:color="B7C2D1" w:sz="4"/>
-                    <w:left w:val="single" w:color="B7C2D1" w:sz="4"/>
-                    <w:bottom w:val="single" w:color="B7C2D1" w:sz="4"/>
-                    <w:right w:val="single" w:color="B7C2D1" w:sz="4"/>
-                  </w:tcBorders>
-                  <w:shd w:fill="FFFFFF" w:color="auto" w:val="clear"/>
-                  <w:tcMar>
-                    <w:top w:type="dxa" w:w="80"/>
-                    <w:left w:type="dxa" w:w="120"/>
-                    <w:bottom w:type="dxa" w:w="80"/>
-                    <w:right w:type="dxa" w:w="120"/>
-                  </w:tcMar>
-                  <w:vAlign w:val="center"/>
-                </w:tcPr>
-                <w:p>
-                  <w:pPr>
-                    <w:spacing w:after="0" w:before="0"/>
-                  </w:pPr>
-                  <w:r>
-                    <w:rPr>
-                      <w:rFonts w:ascii="Arial" w:cs="Arial" w:eastAsia="Arial" w:hAnsi="Arial"/>
-                      <w:b w:val="false"/>
-                      <w:bCs w:val="false"/>
-                      <w:sz w:val="21"/>
-                      <w:szCs w:val="21"/>
-                    </w:rPr>
-                    <w:t xml:space="preserve"/>
-                  </w:r>
-                </w:p>
-              </w:tc>
-            </w:tr>
-            <w:tr>
-              <w:trPr>
-                <w:cantSplit/>
-                <w:trHeight w:val="560" w:hRule="atLeast"/>
-              </w:trPr>
-              <w:tc>
-                <w:tcPr>
-                  <w:tcW w:type="dxa" w:w="700"/>
-                  <w:tcBorders>
-                    <w:top w:val="single" w:color="B7C2D1" w:sz="4"/>
-                    <w:left w:val="single" w:color="B7C2D1" w:sz="4"/>
-                    <w:bottom w:val="single" w:color="B7C2D1" w:sz="4"/>
-                    <w:right w:val="single" w:color="B7C2D1" w:sz="4"/>
-                  </w:tcBorders>
-                  <w:shd w:fill="FFFFFF" w:color="auto" w:val="clear"/>
-                  <w:tcMar>
-                    <w:top w:type="dxa" w:w="80"/>
-                    <w:left w:type="dxa" w:w="120"/>
-                    <w:bottom w:type="dxa" w:w="80"/>
-                    <w:right w:type="dxa" w:w="120"/>
-                  </w:tcMar>
-                  <w:vAlign w:val="center"/>
-                </w:tcPr>
-                <w:p>
-                  <w:pPr>
-                    <w:spacing w:after="0" w:before="0"/>
-                  </w:pPr>
-                  <w:r>
-                    <w:rPr>
-                      <w:rFonts w:ascii="Arial" w:cs="Arial" w:eastAsia="Arial" w:hAnsi="Arial"/>
-                      <w:sz w:val="21"/>
-                      <w:szCs w:val="21"/>
-                    </w:rPr>
-                    <w:t xml:space="preserve">8</w:t>
-                  </w:r>
-                </w:p>
-              </w:tc>
-              <w:tc>
-                <w:tcPr>
-                  <w:tcW w:type="dxa" w:w="5626"/>
-                  <w:tcBorders>
-                    <w:top w:val="single" w:color="B7C2D1" w:sz="4"/>
-                    <w:left w:val="single" w:color="B7C2D1" w:sz="4"/>
-                    <w:bottom w:val="single" w:color="B7C2D1" w:sz="4"/>
-                    <w:right w:val="single" w:color="B7C2D1" w:sz="4"/>
-                  </w:tcBorders>
-                  <w:shd w:fill="FFFFFF" w:color="auto" w:val="clear"/>
-                  <w:tcMar>
-                    <w:top w:type="dxa" w:w="80"/>
-                    <w:left w:type="dxa" w:w="120"/>
-                    <w:bottom w:type="dxa" w:w="80"/>
-                    <w:right w:type="dxa" w:w="120"/>
-                  </w:tcMar>
-                  <w:vAlign w:val="center"/>
-                </w:tcPr>
-                <w:p>
-                  <w:pPr>
-                    <w:spacing w:after="0" w:before="0"/>
-                  </w:pPr>
-                  <w:r>
-                    <w:rPr>
-                      <w:rFonts w:ascii="Arial" w:cs="Arial" w:eastAsia="Arial" w:hAnsi="Arial"/>
-                      <w:b w:val="false"/>
-                      <w:bCs w:val="false"/>
-                      <w:sz w:val="21"/>
-                      <w:szCs w:val="21"/>
-                    </w:rPr>
-                    <w:t xml:space="preserve">The program counter</w:t>
-                  </w:r>
-                </w:p>
-              </w:tc>
-              <w:tc>
-                <w:tcPr>
-                  <w:tcW w:type="dxa" w:w="1100"/>
-                  <w:tcBorders>
-                    <w:top w:val="single" w:color="B7C2D1" w:sz="4"/>
-                    <w:left w:val="single" w:color="B7C2D1" w:sz="4"/>
-                    <w:bottom w:val="single" w:color="B7C2D1" w:sz="4"/>
-                    <w:right w:val="single" w:color="B7C2D1" w:sz="4"/>
-                  </w:tcBorders>
-                  <w:shd w:fill="FFFFFF" w:color="auto" w:val="clear"/>
-                  <w:tcMar>
-                    <w:top w:type="dxa" w:w="80"/>
-                    <w:left w:type="dxa" w:w="120"/>
-                    <w:bottom w:type="dxa" w:w="80"/>
-                    <w:right w:type="dxa" w:w="120"/>
-                  </w:tcMar>
-                  <w:vAlign w:val="center"/>
-                </w:tcPr>
-                <w:p>
-                  <w:pPr>
-                    <w:spacing w:after="0" w:before="0"/>
-                  </w:pPr>
-                  <w:r>
-                    <w:rPr>
-                      <w:rFonts w:ascii="Arial" w:cs="Arial" w:eastAsia="Arial" w:hAnsi="Arial"/>
-                      <w:b w:val="false"/>
-                      <w:bCs w:val="false"/>
-                      <w:sz w:val="21"/>
-                      <w:szCs w:val="21"/>
-                    </w:rPr>
-                    <w:t xml:space="preserve">2</w:t>
-                  </w:r>
-                </w:p>
-              </w:tc>
-              <w:tc>
-                <w:tcPr>
-                  <w:tcW w:type="dxa" w:w="1300"/>
-                  <w:tcBorders>
-                    <w:top w:val="single" w:color="B7C2D1" w:sz="4"/>
-                    <w:left w:val="single" w:color="B7C2D1" w:sz="4"/>
-                    <w:bottom w:val="single" w:color="B7C2D1" w:sz="4"/>
-                    <w:right w:val="single" w:color="B7C2D1" w:sz="4"/>
-                  </w:tcBorders>
-                  <w:shd w:fill="FFFFFF" w:color="auto" w:val="clear"/>
-                  <w:tcMar>
-                    <w:top w:type="dxa" w:w="80"/>
-                    <w:left w:type="dxa" w:w="120"/>
-                    <w:bottom w:type="dxa" w:w="80"/>
-                    <w:right w:type="dxa" w:w="120"/>
-                  </w:tcMar>
-                  <w:vAlign w:val="center"/>
-                </w:tcPr>
-                <w:p>
-                  <w:pPr>
-                    <w:spacing w:after="0" w:before="0"/>
-                  </w:pPr>
-                  <w:r>
-                    <w:rPr>
-                      <w:rFonts w:ascii="Arial" w:cs="Arial" w:eastAsia="Arial" w:hAnsi="Arial"/>
-                      <w:b w:val="false"/>
-                      <w:bCs w:val="false"/>
-                      <w:sz w:val="21"/>
-                      <w:szCs w:val="21"/>
-                    </w:rPr>
-                    <w:t xml:space="preserve"/>
-                  </w:r>
-                </w:p>
-              </w:tc>
-              <w:tc>
-                <w:tcPr>
-                  <w:tcW w:type="dxa" w:w="1300"/>
-                  <w:tcBorders>
-                    <w:top w:val="single" w:color="B7C2D1" w:sz="4"/>
-                    <w:left w:val="single" w:color="B7C2D1" w:sz="4"/>
-                    <w:bottom w:val="single" w:color="B7C2D1" w:sz="4"/>
-                    <w:right w:val="single" w:color="B7C2D1" w:sz="4"/>
-                  </w:tcBorders>
-                  <w:shd w:fill="FFFFFF" w:color="auto" w:val="clear"/>
-                  <w:tcMar>
-                    <w:top w:type="dxa" w:w="80"/>
-                    <w:left w:type="dxa" w:w="120"/>
-                    <w:bottom w:type="dxa" w:w="80"/>
-                    <w:right w:type="dxa" w:w="120"/>
-                  </w:tcMar>
-                  <w:vAlign w:val="center"/>
-                </w:tcPr>
-                <w:p>
-                  <w:pPr>
-                    <w:spacing w:after="0" w:before="0"/>
-                  </w:pPr>
-                  <w:r>
-                    <w:rPr>
-                      <w:rFonts w:ascii="Arial" w:cs="Arial" w:eastAsia="Arial" w:hAnsi="Arial"/>
-                      <w:b w:val="false"/>
-                      <w:bCs w:val="false"/>
-                      <w:sz w:val="21"/>
-                      <w:szCs w:val="21"/>
-                    </w:rPr>
-                    <w:t xml:space="preserve"/>
-                  </w:r>
-                </w:p>
-              </w:tc>
-            </w:tr>
-            <w:tr>
-              <w:trPr>
-                <w:cantSplit/>
-                <w:trHeight w:val="560" w:hRule="atLeast"/>
-              </w:trPr>
-              <w:tc>
-                <w:tcPr>
-                  <w:tcW w:type="dxa" w:w="700"/>
-                  <w:tcBorders>
-                    <w:top w:val="single" w:color="B7C2D1" w:sz="4"/>
-                    <w:left w:val="single" w:color="B7C2D1" w:sz="4"/>
-                    <w:bottom w:val="single" w:color="B7C2D1" w:sz="4"/>
-                    <w:right w:val="single" w:color="B7C2D1" w:sz="4"/>
-                  </w:tcBorders>
-                  <w:shd w:fill="FFFFFF" w:color="auto" w:val="clear"/>
-                  <w:tcMar>
-                    <w:top w:type="dxa" w:w="80"/>
-                    <w:left w:type="dxa" w:w="120"/>
-                    <w:bottom w:type="dxa" w:w="80"/>
-                    <w:right w:type="dxa" w:w="120"/>
-                  </w:tcMar>
-                  <w:vAlign w:val="center"/>
-                </w:tcPr>
-                <w:p>
-                  <w:pPr>
-                    <w:spacing w:after="0" w:before="0"/>
-                  </w:pPr>
-                  <w:r>
-                    <w:rPr>
-                      <w:rFonts w:ascii="Arial" w:cs="Arial" w:eastAsia="Arial" w:hAnsi="Arial"/>
-                      <w:sz w:val="21"/>
-                      <w:szCs w:val="21"/>
-                    </w:rPr>
-                    <w:t xml:space="preserve">9</w:t>
-                  </w:r>
-                </w:p>
-              </w:tc>
-              <w:tc>
-                <w:tcPr>
-                  <w:tcW w:type="dxa" w:w="5626"/>
-                  <w:tcBorders>
-                    <w:top w:val="single" w:color="B7C2D1" w:sz="4"/>
-                    <w:left w:val="single" w:color="B7C2D1" w:sz="4"/>
-                    <w:bottom w:val="single" w:color="B7C2D1" w:sz="4"/>
-                    <w:right w:val="single" w:color="B7C2D1" w:sz="4"/>
-                  </w:tcBorders>
-                  <w:shd w:fill="FFFFFF" w:color="auto" w:val="clear"/>
-                  <w:tcMar>
-                    <w:top w:type="dxa" w:w="80"/>
-                    <w:left w:type="dxa" w:w="120"/>
-                    <w:bottom w:type="dxa" w:w="80"/>
-                    <w:right w:type="dxa" w:w="120"/>
-                  </w:tcMar>
-                  <w:vAlign w:val="center"/>
-                </w:tcPr>
-                <w:p>
-                  <w:pPr>
-                    <w:spacing w:after="0" w:before="0"/>
-                  </w:pPr>
-                  <w:r>
-                    <w:rPr>
-                      <w:rFonts w:ascii="Arial" w:cs="Arial" w:eastAsia="Arial" w:hAnsi="Arial"/>
-                      <w:b w:val="false"/>
-                      <w:bCs w:val="false"/>
-                      <w:sz w:val="21"/>
-                      <w:szCs w:val="21"/>
-                    </w:rPr>
-                    <w:t xml:space="preserve">Factors affecting CPU speed</w:t>
-                  </w:r>
-                </w:p>
-              </w:tc>
-              <w:tc>
-                <w:tcPr>
-                  <w:tcW w:type="dxa" w:w="1100"/>
-                  <w:tcBorders>
-                    <w:top w:val="single" w:color="B7C2D1" w:sz="4"/>
-                    <w:left w:val="single" w:color="B7C2D1" w:sz="4"/>
-                    <w:bottom w:val="single" w:color="B7C2D1" w:sz="4"/>
-                    <w:right w:val="single" w:color="B7C2D1" w:sz="4"/>
-                  </w:tcBorders>
-                  <w:shd w:fill="FFFFFF" w:color="auto" w:val="clear"/>
-                  <w:tcMar>
-                    <w:top w:type="dxa" w:w="80"/>
-                    <w:left w:type="dxa" w:w="120"/>
-                    <w:bottom w:type="dxa" w:w="80"/>
-                    <w:right w:type="dxa" w:w="120"/>
-                  </w:tcMar>
-                  <w:vAlign w:val="center"/>
-                </w:tcPr>
-                <w:p>
-                  <w:pPr>
-                    <w:spacing w:after="0" w:before="0"/>
-                  </w:pPr>
-                  <w:r>
-                    <w:rPr>
-                      <w:rFonts w:ascii="Arial" w:cs="Arial" w:eastAsia="Arial" w:hAnsi="Arial"/>
-                      <w:b w:val="false"/>
-                      <w:bCs w:val="false"/>
-                      <w:sz w:val="21"/>
-                      <w:szCs w:val="21"/>
-                    </w:rPr>
-                    <w:t xml:space="preserve">3</w:t>
-                  </w:r>
-                </w:p>
-              </w:tc>
-              <w:tc>
-                <w:tcPr>
-                  <w:tcW w:type="dxa" w:w="1300"/>
-                  <w:tcBorders>
-                    <w:top w:val="single" w:color="B7C2D1" w:sz="4"/>
-                    <w:left w:val="single" w:color="B7C2D1" w:sz="4"/>
-                    <w:bottom w:val="single" w:color="B7C2D1" w:sz="4"/>
-                    <w:right w:val="single" w:color="B7C2D1" w:sz="4"/>
-                  </w:tcBorders>
-                  <w:shd w:fill="FFFFFF" w:color="auto" w:val="clear"/>
-                  <w:tcMar>
-                    <w:top w:type="dxa" w:w="80"/>
-                    <w:left w:type="dxa" w:w="120"/>
-                    <w:bottom w:type="dxa" w:w="80"/>
-                    <w:right w:type="dxa" w:w="120"/>
-                  </w:tcMar>
-                  <w:vAlign w:val="center"/>
-                </w:tcPr>
-                <w:p>
-                  <w:pPr>
-                    <w:spacing w:after="0" w:before="0"/>
-                  </w:pPr>
-                  <w:r>
-                    <w:rPr>
-                      <w:rFonts w:ascii="Arial" w:cs="Arial" w:eastAsia="Arial" w:hAnsi="Arial"/>
-                      <w:b w:val="false"/>
-                      <w:bCs w:val="false"/>
-                      <w:sz w:val="21"/>
-                      <w:szCs w:val="21"/>
-                    </w:rPr>
-                    <w:t xml:space="preserve"/>
-                  </w:r>
-                </w:p>
-              </w:tc>
-              <w:tc>
-                <w:tcPr>
-                  <w:tcW w:type="dxa" w:w="1300"/>
-                  <w:tcBorders>
-                    <w:top w:val="single" w:color="B7C2D1" w:sz="4"/>
-                    <w:left w:val="single" w:color="B7C2D1" w:sz="4"/>
-                    <w:bottom w:val="single" w:color="B7C2D1" w:sz="4"/>
-                    <w:right w:val="single" w:color="B7C2D1" w:sz="4"/>
-                  </w:tcBorders>
-                  <w:shd w:fill="FFFFFF" w:color="auto" w:val="clear"/>
-                  <w:tcMar>
-                    <w:top w:type="dxa" w:w="80"/>
-                    <w:left w:type="dxa" w:w="120"/>
-                    <w:bottom w:type="dxa" w:w="80"/>
-                    <w:right w:type="dxa" w:w="120"/>
-                  </w:tcMar>
-                  <w:vAlign w:val="center"/>
-                </w:tcPr>
-                <w:p>
-                  <w:pPr>
-                    <w:spacing w:after="0" w:before="0"/>
-                  </w:pPr>
-                  <w:r>
-                    <w:rPr>
-                      <w:rFonts w:ascii="Arial" w:cs="Arial" w:eastAsia="Arial" w:hAnsi="Arial"/>
-                      <w:b w:val="false"/>
-                      <w:bCs w:val="false"/>
-                      <w:sz w:val="21"/>
-                      <w:szCs w:val="21"/>
-                    </w:rPr>
-                    <w:t xml:space="preserve"/>
-                  </w:r>
-                </w:p>
-              </w:tc>
-            </w:tr>
-            <w:tr>
-              <w:trPr>
-                <w:cantSplit/>
-                <w:trHeight w:val="560" w:hRule="atLeast"/>
-              </w:trPr>
-              <w:tc>
-                <w:tcPr>
-                  <w:tcW w:type="dxa" w:w="700"/>
-                  <w:tcBorders>
-                    <w:top w:val="single" w:color="B7C2D1" w:sz="4"/>
-                    <w:left w:val="single" w:color="B7C2D1" w:sz="4"/>
-                    <w:bottom w:val="single" w:color="B7C2D1" w:sz="4"/>
-                    <w:right w:val="single" w:color="B7C2D1" w:sz="4"/>
-                  </w:tcBorders>
-                  <w:shd w:fill="FFFFFF" w:color="auto" w:val="clear"/>
-                  <w:tcMar>
-                    <w:top w:type="dxa" w:w="80"/>
-                    <w:left w:type="dxa" w:w="120"/>
-                    <w:bottom w:type="dxa" w:w="80"/>
-                    <w:right w:type="dxa" w:w="120"/>
-                  </w:tcMar>
-                  <w:vAlign w:val="center"/>
-                </w:tcPr>
-                <w:p>
-                  <w:pPr>
-                    <w:spacing w:after="0" w:before="0"/>
-                  </w:pPr>
-                  <w:r>
-                    <w:rPr>
-                      <w:rFonts w:ascii="Arial" w:cs="Arial" w:eastAsia="Arial" w:hAnsi="Arial"/>
-                      <w:sz w:val="21"/>
-                      <w:szCs w:val="21"/>
-                    </w:rPr>
-                    <w:t xml:space="preserve">10</w:t>
-                  </w:r>
-                </w:p>
-              </w:tc>
-              <w:tc>
-                <w:tcPr>
-                  <w:tcW w:type="dxa" w:w="5626"/>
-                  <w:tcBorders>
-                    <w:top w:val="single" w:color="B7C2D1" w:sz="4"/>
-                    <w:left w:val="single" w:color="B7C2D1" w:sz="4"/>
-                    <w:bottom w:val="single" w:color="B7C2D1" w:sz="4"/>
-                    <w:right w:val="single" w:color="B7C2D1" w:sz="4"/>
-                  </w:tcBorders>
-                  <w:shd w:fill="FFFFFF" w:color="auto" w:val="clear"/>
-                  <w:tcMar>
-                    <w:top w:type="dxa" w:w="80"/>
-                    <w:left w:type="dxa" w:w="120"/>
-                    <w:bottom w:type="dxa" w:w="80"/>
-                    <w:right w:type="dxa" w:w="120"/>
-                  </w:tcMar>
-                  <w:vAlign w:val="center"/>
-                </w:tcPr>
-                <w:p>
-                  <w:pPr>
-                    <w:spacing w:after="0" w:before="0"/>
-                  </w:pPr>
-                  <w:r>
-                    <w:rPr>
-                      <w:rFonts w:ascii="Arial" w:cs="Arial" w:eastAsia="Arial" w:hAnsi="Arial"/>
-                      <w:b w:val="false"/>
-                      <w:bCs w:val="false"/>
-                      <w:sz w:val="21"/>
-                      <w:szCs w:val="21"/>
-                    </w:rPr>
-                    <w:t xml:space="preserve">The fetch-decode-execute cycle</w:t>
-                  </w:r>
-                </w:p>
-              </w:tc>
-              <w:tc>
-                <w:tcPr>
-                  <w:tcW w:type="dxa" w:w="1100"/>
-                  <w:tcBorders>
-                    <w:top w:val="single" w:color="B7C2D1" w:sz="4"/>
-                    <w:left w:val="single" w:color="B7C2D1" w:sz="4"/>
-                    <w:bottom w:val="single" w:color="B7C2D1" w:sz="4"/>
-                    <w:right w:val="single" w:color="B7C2D1" w:sz="4"/>
-                  </w:tcBorders>
-                  <w:shd w:fill="FFFFFF" w:color="auto" w:val="clear"/>
-                  <w:tcMar>
-                    <w:top w:type="dxa" w:w="80"/>
-                    <w:left w:type="dxa" w:w="120"/>
-                    <w:bottom w:type="dxa" w:w="80"/>
-                    <w:right w:type="dxa" w:w="120"/>
-                  </w:tcMar>
-                  <w:vAlign w:val="center"/>
-                </w:tcPr>
-                <w:p>
-                  <w:pPr>
-                    <w:spacing w:after="0" w:before="0"/>
-                  </w:pPr>
-                  <w:r>
-                    <w:rPr>
-                      <w:rFonts w:ascii="Arial" w:cs="Arial" w:eastAsia="Arial" w:hAnsi="Arial"/>
-                      <w:b w:val="false"/>
-                      <w:bCs w:val="false"/>
-                      <w:sz w:val="21"/>
-                      <w:szCs w:val="21"/>
-                    </w:rPr>
-                    <w:t xml:space="preserve">3</w:t>
+                    <w:t xml:space="preserve"/>
                   </w:r>
                 </w:p>
               </w:tc>
@@ -2332,7 +1462,7 @@
                 <w:sz w:val="21"/>
                 <w:szCs w:val="21"/>
               </w:rPr>
-              <w:t xml:space="preserve">________ / 20</w:t>
+              <w:t xml:space="preserve">________ / __</w:t>
             </w:r>
           </w:p>
         </w:tc>
